--- a/static/downloads/contract_C2.docx
+++ b/static/downloads/contract_C2.docx
@@ -25,7 +25,7 @@
           <w:b w:val="0"/>
           <w:sz w:val="20"/>
         </w:rPr>
-        <w:t>건설현장 근로자 급식 운영 위탁계약서</w:t>
+        <w:t>건설현장 급식(함바식당) 운영 위탁계약서</w:t>
       </w:r>
     </w:p>
     <w:p>
@@ -613,14 +613,11 @@
               <w:t>[위탁자 / 甲]</w:t>
               <w:br/>
               <w:br/>
+              <w:t>상   호 : OOO건설 주식회사</w:t>
               <w:br/>
-              <w:t xml:space="preserve">                            상   호 : OOO건설 주식회사</w:t>
+              <w:t>현장소장 : 대 리 인    박 소 장    (서명)</w:t>
               <w:br/>
-              <w:br/>
-              <w:t xml:space="preserve">                            현장소장 : 대 리 인    박 소 장    (서명)</w:t>
-              <w:br/>
-              <w:br/>
-              <w:t xml:space="preserve">                            연락처 : 02-1234-5678</w:t>
+              <w:t>연락처 : 02-1234-5678</w:t>
             </w:r>
           </w:p>
         </w:tc>
@@ -639,14 +636,11 @@
               <w:t>[수탁자 / 乙]</w:t>
               <w:br/>
               <w:br/>
+              <w:t>상   호 : OOO식당 (개인사업자 또는 법인)</w:t>
               <w:br/>
-              <w:t xml:space="preserve">                            상   호 : OOO식당 (개인사업자 또는 법인)</w:t>
+              <w:t>대표자 :    이 함 바    (서명)</w:t>
               <w:br/>
-              <w:br/>
-              <w:t xml:space="preserve">                            대표자 :    이 함 바    (서명)</w:t>
-              <w:br/>
-              <w:br/>
-              <w:t xml:space="preserve">                            사업자등록번호 : 123-45-67890</w:t>
+              <w:t>사업자등록번호 : 123-45-67890</w:t>
             </w:r>
           </w:p>
         </w:tc>
@@ -694,20 +688,7 @@
           <w:b w:val="0"/>
           <w:sz w:val="20"/>
         </w:rPr>
-        <w:t>매뉴얼 지침:</w:t>
-      </w:r>
-    </w:p>
-    <w:p>
-      <w:pPr>
-        <w:spacing w:after="40" w:line="320" w:lineRule="exact"/>
-      </w:pPr>
-      <w:r>
-        <w:rPr>
-          <w:rFonts w:ascii="나눔고딕" w:hAnsi="나눔고딕" w:eastAsia="나눔고딕"/>
-          <w:b w:val="0"/>
-          <w:sz w:val="20"/>
-        </w:rPr>
-        <w:t>함바식당 운영은 건설공사가 아닌 식품접객업(집단급식)이므로 건산법 하도급 규제와는 무관합니다. 그러나 현장 안에서 운영되므로 ①식품배상책임보험(PL보험) 가입 확인 ②보건증 전원 소지 확인 ③세금계산서 품목을 반드시 "급식 위탁 운영비"로 기재하는 것이 핵심입니다. 만약 세금계산서 품목에 "현장 노무비"나 "인력 지원비" 등으로 잘못 끊으면, 수사 시 인력 파견 또는 하도급으로 오인받을 소지가 있으니 주의하십시오.</w:t>
+        <w:t>매뉴얼 지침: 함바식당 운영은 건설공사가 아닌 식품접객업(집단급식)이므로 건산법 하도급 규제와는 무관합니다. 그러나 현장 안에서 운영되므로 ①식품배상책임보험(PL보험) 가입 확인 ②보건증 전원 소지 확인 ③세금계산서 품목을 반드시 "급식 위탁 운영비"로 기재하는 것이 핵심입니다. 만약 세금계산서 품목에 "현장 노무비"나 "인력 지원비" 등으로 잘못 끊으면, 수사 시 인력 파견 또는 하도급으로 오인받을 소지가 있으니 주의하십시오.</w:t>
       </w:r>
     </w:p>
     <w:p>

--- a/static/downloads/contract_C2.docx
+++ b/static/downloads/contract_C2.docx
@@ -32,6 +32,11 @@
       <w:pPr>
         <w:spacing w:after="40" w:line="320" w:lineRule="exact"/>
       </w:pPr>
+    </w:p>
+    <w:p>
+      <w:pPr>
+        <w:spacing w:after="40" w:line="320" w:lineRule="exact"/>
+      </w:pPr>
       <w:r>
         <w:rPr>
           <w:rFonts w:ascii="나눔고딕" w:hAnsi="나눔고딕" w:eastAsia="나눔고딕"/>
@@ -40,6 +45,11 @@
         </w:rPr>
         <w:t>OOO건설(주) (이하 "위탁자"라 한다)와 OOO식당 (이하 "수탁자"라 한다)는 건설현장 근로자 급식 운영에 관하여 다음과 같이 위탁계약을 체결한다.</w:t>
       </w:r>
+    </w:p>
+    <w:p>
+      <w:pPr>
+        <w:spacing w:after="40" w:line="320" w:lineRule="exact"/>
+      </w:pPr>
     </w:p>
     <w:p>
       <w:pPr>
@@ -66,6 +76,11 @@
         </w:rPr>
         <w:t>본 계약은 "위탁자"가 시공 중인 [OO신축현장]에 투입되는 근로자들의 복지 증진 및 안정적 식사 제공을 위하여, 현장 내 지정 급식시설(이하 "함바식당")의 운영·관리 일체를 "수탁자"에게 위탁함을 목적으로 한다.</w:t>
       </w:r>
+    </w:p>
+    <w:p>
+      <w:pPr>
+        <w:spacing w:after="40" w:line="320" w:lineRule="exact"/>
+      </w:pPr>
     </w:p>
     <w:p>
       <w:pPr>
@@ -162,6 +177,11 @@
       <w:pPr>
         <w:spacing w:after="40" w:line="320" w:lineRule="exact"/>
       </w:pPr>
+    </w:p>
+    <w:p>
+      <w:pPr>
+        <w:spacing w:after="40" w:line="320" w:lineRule="exact"/>
+      </w:pPr>
       <w:r>
         <w:rPr>
           <w:rFonts w:ascii="나눔고딕" w:hAnsi="나눔고딕" w:eastAsia="나눔고딕"/>
@@ -196,6 +216,11 @@
         </w:rPr>
         <w:t>② "수탁자"는 건설현장 내에서 급식 조리·배식 업무 이외의 어떠한 건설 시공 행위에도 관여하지 아니하며, "수탁자"의 종업원이 건설 작업에 투입되어서도 아니 된다.</w:t>
       </w:r>
+    </w:p>
+    <w:p>
+      <w:pPr>
+        <w:spacing w:after="40" w:line="320" w:lineRule="exact"/>
+      </w:pPr>
     </w:p>
     <w:p>
       <w:pPr>
@@ -279,6 +304,11 @@
       <w:pPr>
         <w:spacing w:after="40" w:line="320" w:lineRule="exact"/>
       </w:pPr>
+    </w:p>
+    <w:p>
+      <w:pPr>
+        <w:spacing w:after="40" w:line="320" w:lineRule="exact"/>
+      </w:pPr>
       <w:r>
         <w:rPr>
           <w:rFonts w:ascii="나눔고딕" w:hAnsi="나눔고딕" w:eastAsia="나눔고딕"/>
@@ -339,6 +369,11 @@
         </w:rPr>
         <w:t>④ 현장 인원이 계약 시 예상 인원 대비 30% 이상 증감한 경우, 양 당사자는 단가 조정을 위한 협의를 할 수 있다.</w:t>
       </w:r>
+    </w:p>
+    <w:p>
+      <w:pPr>
+        <w:spacing w:after="40" w:line="320" w:lineRule="exact"/>
+      </w:pPr>
     </w:p>
     <w:p>
       <w:pPr>
@@ -409,6 +444,11 @@
       <w:pPr>
         <w:spacing w:after="40" w:line="320" w:lineRule="exact"/>
       </w:pPr>
+    </w:p>
+    <w:p>
+      <w:pPr>
+        <w:spacing w:after="40" w:line="320" w:lineRule="exact"/>
+      </w:pPr>
       <w:r>
         <w:rPr>
           <w:rFonts w:ascii="나눔고딕" w:hAnsi="나눔고딕" w:eastAsia="나눔고딕"/>
@@ -456,6 +496,11 @@
         </w:rPr>
         <w:t>③ 단, "위탁자"가 제공한 급수시설의 수질 오염, 건축물(컨테이너) 구조 결함 등 "위탁자" 측 시설의 하자에 기인한 사고의 책임은 "위탁자"가 부담한다.</w:t>
       </w:r>
+    </w:p>
+    <w:p>
+      <w:pPr>
+        <w:spacing w:after="40" w:line="320" w:lineRule="exact"/>
+      </w:pPr>
     </w:p>
     <w:p>
       <w:pPr>
@@ -552,6 +597,11 @@
       <w:pPr>
         <w:spacing w:after="40" w:line="320" w:lineRule="exact"/>
       </w:pPr>
+    </w:p>
+    <w:p>
+      <w:pPr>
+        <w:spacing w:after="40" w:line="320" w:lineRule="exact"/>
+      </w:pPr>
       <w:r>
         <w:rPr>
           <w:rFonts w:ascii="나눔고딕" w:hAnsi="나눔고딕" w:eastAsia="나눔고딕"/>
@@ -573,6 +623,11 @@
         </w:rPr>
         <w:t>본 계약의 성립을 증명하기 위하여 본서 2부를 작성하고, 쌍방이 서명 또는 기명날인한 후 각 1부씩 보관한다.</w:t>
       </w:r>
+    </w:p>
+    <w:p>
+      <w:pPr>
+        <w:spacing w:after="40" w:line="320" w:lineRule="exact"/>
+      </w:pPr>
     </w:p>
     <w:p>
       <w:pPr>
@@ -690,6 +745,11 @@
         </w:rPr>
         <w:t>매뉴얼 지침: 함바식당 운영은 건설공사가 아닌 식품접객업(집단급식)이므로 건산법 하도급 규제와는 무관합니다. 그러나 현장 안에서 운영되므로 ①식품배상책임보험(PL보험) 가입 확인 ②보건증 전원 소지 확인 ③세금계산서 품목을 반드시 "급식 위탁 운영비"로 기재하는 것이 핵심입니다. 만약 세금계산서 품목에 "현장 노무비"나 "인력 지원비" 등으로 잘못 끊으면, 수사 시 인력 파견 또는 하도급으로 오인받을 소지가 있으니 주의하십시오.</w:t>
       </w:r>
+    </w:p>
+    <w:p>
+      <w:pPr>
+        <w:spacing w:after="40" w:line="320" w:lineRule="exact"/>
+      </w:pPr>
     </w:p>
     <w:p>
       <w:pPr>

--- a/static/downloads/contract_C2.docx
+++ b/static/downloads/contract_C2.docx
@@ -703,19 +703,6 @@
     </w:tbl>
     <w:p/>
     <w:p>
-      <w:pPr>
-        <w:spacing w:after="40" w:line="320" w:lineRule="exact"/>
-      </w:pPr>
-      <w:r>
-        <w:rPr>
-          <w:rFonts w:ascii="나눔고딕" w:hAnsi="나눔고딕" w:eastAsia="나눔고딕"/>
-          <w:b w:val="0"/>
-          <w:sz w:val="20"/>
-        </w:rPr>
-        <w:t>💡</w:t>
-      </w:r>
-    </w:p>
-    <w:p>
       <w:r>
         <w:br w:type="page"/>
       </w:r>

--- a/static/downloads/contract_C2.docx
+++ b/static/downloads/contract_C2.docx
@@ -43,7 +43,253 @@
           <w:b w:val="0"/>
           <w:sz w:val="20"/>
         </w:rPr>
-        <w:t>OOO건설(주) (이하 "위탁자"라 한다)와 OOO식당 (이하 "수탁자"라 한다)는 건설현장 근로자 급식 운영에 관하여 다음과 같이 위탁계약을 체결한다.</w:t>
+        <w:t>위탁자(이하 "甲") O O O O (주)와 수탁자(이하 "乙") O O O O (식당)는 건설현장 근로자 급식 운영에 관하여 다음과 같이 위탁계약을 체결한다.</w:t>
+      </w:r>
+    </w:p>
+    <w:tbl>
+      <w:tblPr>
+        <w:tblStyle w:val="TableGrid"/>
+        <w:tblW w:type="auto" w:w="0"/>
+        <w:tblLook w:firstColumn="1" w:firstRow="1" w:lastColumn="0" w:lastRow="0" w:noHBand="0" w:noVBand="1" w:val="04A0"/>
+      </w:tblPr>
+      <w:tblGrid>
+        <w:gridCol w:w="4320"/>
+        <w:gridCol w:w="4320"/>
+      </w:tblGrid>
+      <w:tr>
+        <w:tc>
+          <w:tcPr>
+            <w:tcW w:type="dxa" w:w="4320"/>
+            <w:vAlign w:val="top"/>
+          </w:tcPr>
+          <w:p>
+            <w:pPr>
+              <w:jc w:val="center"/>
+            </w:pPr>
+            <w:r/>
+            <w:r>
+              <w:rPr>
+                <w:rFonts w:ascii="나눔고딕" w:hAnsi="나눔고딕" w:eastAsia="나눔고딕"/>
+                <w:b/>
+                <w:sz w:val="18"/>
+              </w:rPr>
+              <w:t>1. 운 영 현 장 명</w:t>
+            </w:r>
+          </w:p>
+        </w:tc>
+        <w:tc>
+          <w:tcPr>
+            <w:tcW w:type="dxa" w:w="4320"/>
+            <w:vAlign w:val="top"/>
+          </w:tcPr>
+          <w:p>
+            <w:r/>
+            <w:r>
+              <w:rPr>
+                <w:rFonts w:ascii="나눔고딕" w:hAnsi="나눔고딕" w:eastAsia="나눔고딕"/>
+                <w:b w:val="0"/>
+                <w:sz w:val="18"/>
+              </w:rPr>
+              <w:t>[ OO신축현장 급식시설 (함바) ]</w:t>
+            </w:r>
+          </w:p>
+        </w:tc>
+      </w:tr>
+      <w:tr>
+        <w:tc>
+          <w:tcPr>
+            <w:tcW w:type="dxa" w:w="4320"/>
+            <w:vAlign w:val="top"/>
+          </w:tcPr>
+          <w:p>
+            <w:pPr>
+              <w:jc w:val="center"/>
+            </w:pPr>
+            <w:r/>
+            <w:r>
+              <w:rPr>
+                <w:rFonts w:ascii="나눔고딕" w:hAnsi="나눔고딕" w:eastAsia="나눔고딕"/>
+                <w:b/>
+                <w:sz w:val="18"/>
+              </w:rPr>
+              <w:t>2. 예상 급식 인원</w:t>
+            </w:r>
+          </w:p>
+        </w:tc>
+        <w:tc>
+          <w:tcPr>
+            <w:tcW w:type="dxa" w:w="4320"/>
+            <w:vAlign w:val="top"/>
+          </w:tcPr>
+          <w:p>
+            <w:r/>
+            <w:r>
+              <w:rPr>
+                <w:rFonts w:ascii="나눔고딕" w:hAnsi="나눔고딕" w:eastAsia="나눔고딕"/>
+                <w:b w:val="0"/>
+                <w:sz w:val="18"/>
+              </w:rPr>
+              <w:t>1일 평균 약 O O O 명 (공정에 따라 변동)</w:t>
+            </w:r>
+          </w:p>
+        </w:tc>
+      </w:tr>
+      <w:tr>
+        <w:tc>
+          <w:tcPr>
+            <w:tcW w:type="dxa" w:w="4320"/>
+            <w:vAlign w:val="top"/>
+          </w:tcPr>
+          <w:p>
+            <w:pPr>
+              <w:jc w:val="center"/>
+            </w:pPr>
+            <w:r/>
+            <w:r>
+              <w:rPr>
+                <w:rFonts w:ascii="나눔고딕" w:hAnsi="나눔고딕" w:eastAsia="나눔고딕"/>
+                <w:b/>
+                <w:sz w:val="18"/>
+              </w:rPr>
+              <w:t>3. 위 탁 기 간</w:t>
+            </w:r>
+          </w:p>
+        </w:tc>
+        <w:tc>
+          <w:tcPr>
+            <w:tcW w:type="dxa" w:w="4320"/>
+            <w:vAlign w:val="top"/>
+          </w:tcPr>
+          <w:p>
+            <w:r/>
+            <w:r>
+              <w:rPr>
+                <w:rFonts w:ascii="나눔고딕" w:hAnsi="나눔고딕" w:eastAsia="나눔고딕"/>
+                <w:b w:val="0"/>
+                <w:sz w:val="18"/>
+              </w:rPr>
+              <w:t>202X년 X월 X일 ~ 준공 등 종료일 시까지</w:t>
+            </w:r>
+          </w:p>
+        </w:tc>
+      </w:tr>
+      <w:tr>
+        <w:tc>
+          <w:tcPr>
+            <w:tcW w:type="dxa" w:w="4320"/>
+            <w:vAlign w:val="top"/>
+          </w:tcPr>
+          <w:p>
+            <w:pPr>
+              <w:jc w:val="center"/>
+            </w:pPr>
+            <w:r/>
+            <w:r>
+              <w:rPr>
+                <w:rFonts w:ascii="나눔고딕" w:hAnsi="나눔고딕" w:eastAsia="나눔고딕"/>
+                <w:b/>
+                <w:sz w:val="18"/>
+              </w:rPr>
+              <w:t>4. 식 대 단 가</w:t>
+            </w:r>
+          </w:p>
+        </w:tc>
+        <w:tc>
+          <w:tcPr>
+            <w:tcW w:type="dxa" w:w="4320"/>
+            <w:vAlign w:val="top"/>
+          </w:tcPr>
+          <w:p>
+            <w:r/>
+            <w:r>
+              <w:rPr>
+                <w:rFonts w:ascii="나눔고딕" w:hAnsi="나눔고딕" w:eastAsia="나눔고딕"/>
+                <w:b w:val="0"/>
+                <w:sz w:val="18"/>
+              </w:rPr>
+              <w:t>1식당 금 O O O O원 (공급가액: ₩O,OOO / 부가세 별도)</w:t>
+            </w:r>
+          </w:p>
+        </w:tc>
+      </w:tr>
+      <w:tr>
+        <w:tc>
+          <w:tcPr>
+            <w:tcW w:type="dxa" w:w="4320"/>
+            <w:vAlign w:val="top"/>
+          </w:tcPr>
+          <w:p>
+            <w:pPr>
+              <w:jc w:val="center"/>
+            </w:pPr>
+            <w:r/>
+            <w:r>
+              <w:rPr>
+                <w:rFonts w:ascii="나눔고딕" w:hAnsi="나눔고딕" w:eastAsia="나눔고딕"/>
+                <w:b/>
+                <w:sz w:val="18"/>
+              </w:rPr>
+              <w:t>5. 대금지불방법</w:t>
+            </w:r>
+          </w:p>
+        </w:tc>
+        <w:tc>
+          <w:tcPr>
+            <w:tcW w:type="dxa" w:w="4320"/>
+            <w:vAlign w:val="top"/>
+          </w:tcPr>
+          <w:p>
+            <w:r/>
+            <w:r>
+              <w:rPr>
+                <w:rFonts w:ascii="나눔고딕" w:hAnsi="나눔고딕" w:eastAsia="나눔고딕"/>
+                <w:b w:val="0"/>
+                <w:sz w:val="18"/>
+              </w:rPr>
+              <w:t>월말 식대 정산, 익월 5일 세금계산서 발행(품목:"급식 위탁 운영비")</w:t>
+            </w:r>
+          </w:p>
+        </w:tc>
+      </w:tr>
+    </w:tbl>
+    <w:p/>
+    <w:p>
+      <w:pPr>
+        <w:spacing w:after="40" w:line="320" w:lineRule="exact"/>
+      </w:pPr>
+      <w:r>
+        <w:rPr>
+          <w:rFonts w:ascii="나눔고딕" w:hAnsi="나눔고딕" w:eastAsia="나눔고딕"/>
+          <w:b/>
+          <w:sz w:val="22"/>
+        </w:rPr>
+        <w:t>제1조 (목적 및 업무 범위)</w:t>
+      </w:r>
+    </w:p>
+    <w:p>
+      <w:pPr>
+        <w:spacing w:after="40" w:line="320" w:lineRule="exact"/>
+      </w:pPr>
+      <w:r>
+        <w:rPr>
+          <w:rFonts w:ascii="나눔고딕" w:hAnsi="나눔고딕" w:eastAsia="나눔고딕"/>
+          <w:b w:val="0"/>
+          <w:sz w:val="20"/>
+        </w:rPr>
+        <w:t>① 본 계약은 "甲" 시공 현장의 근로자 급식시설(함바식당) 운영 및 관리 일체를 "乙"에게 위탁함을 목적으로 한다.</w:t>
+      </w:r>
+    </w:p>
+    <w:p>
+      <w:pPr>
+        <w:spacing w:after="40" w:line="320" w:lineRule="exact"/>
+      </w:pPr>
+      <w:r>
+        <w:rPr>
+          <w:rFonts w:ascii="나눔고딕" w:hAnsi="나눔고딕" w:eastAsia="나눔고딕"/>
+          <w:b w:val="0"/>
+          <w:sz w:val="20"/>
+        </w:rPr>
+        <w:t>② "乙"은 식자재 구매·검수·조리, 위생 관리, 종사자 인건비 지급, 잔반 처리를 전부 자기 비용과 책임으로 수행한다.</w:t>
       </w:r>
     </w:p>
     <w:p>
@@ -61,7 +307,7 @@
           <w:b/>
           <w:sz w:val="22"/>
         </w:rPr>
-        <w:t>제1조 (계약의 목적)</w:t>
+        <w:t>제2조 (계약의 법적 성격 및 건산법 배제)</w:t>
       </w:r>
     </w:p>
     <w:p>
@@ -74,7 +320,20 @@
           <w:b w:val="0"/>
           <w:sz w:val="20"/>
         </w:rPr>
-        <w:t>본 계약은 "위탁자"가 시공 중인 [OO신축현장]에 투입되는 근로자들의 복지 증진 및 안정적 식사 제공을 위하여, 현장 내 지정 급식시설(이하 "함바식당")의 운영·관리 일체를 "수탁자"에게 위탁함을 목적으로 한다.</w:t>
+        <w:t>① 본 계약은 「식품위생법」 제2조에 따른 식품접객업(집단급식소 위탁급식) 운영 위탁이며, 건설공사 하도급계약이 아님을 쌍방이 확인한다.</w:t>
+      </w:r>
+    </w:p>
+    <w:p>
+      <w:pPr>
+        <w:spacing w:after="40" w:line="320" w:lineRule="exact"/>
+      </w:pPr>
+      <w:r>
+        <w:rPr>
+          <w:rFonts w:ascii="나눔고딕" w:hAnsi="나눔고딕" w:eastAsia="나눔고딕"/>
+          <w:b w:val="0"/>
+          <w:sz w:val="20"/>
+        </w:rPr>
+        <w:t>② "乙" 종업원은 현장 내 배식 업무 외 어떠한 건설 시공 행위에도 관여할 수 없다.</w:t>
       </w:r>
     </w:p>
     <w:p>
@@ -92,7 +351,7 @@
           <w:b/>
           <w:sz w:val="22"/>
         </w:rPr>
-        <w:t>제2조 (위탁 업무의 범위)</w:t>
+        <w:t>제3조 (위생 관리 및 법적 의무)</w:t>
       </w:r>
     </w:p>
     <w:p>
@@ -105,7 +364,7 @@
           <w:b w:val="0"/>
           <w:sz w:val="20"/>
         </w:rPr>
-        <w:t>① "수탁자"는 다음 각 호의 업무를 자기의 비용과 책임으로 수행한다.</w:t>
+        <w:t>① "乙"은 식품위생법 등 관련 법령 준수, 조리 종사자 보건증 전원 소지, 당일 조리 원칙(잔반 재사용 금지)을 철저히 지켜야 한다.</w:t>
       </w:r>
     </w:p>
     <w:p>
@@ -118,59 +377,7 @@
           <w:b w:val="0"/>
           <w:sz w:val="20"/>
         </w:rPr>
-        <w:t>1. 식자재의 구매, 검수, 보관 및 조리</w:t>
-      </w:r>
-    </w:p>
-    <w:p>
-      <w:pPr>
-        <w:spacing w:after="40" w:line="320" w:lineRule="exact"/>
-      </w:pPr>
-      <w:r>
-        <w:rPr>
-          <w:rFonts w:ascii="나눔고딕" w:hAnsi="나눔고딕" w:eastAsia="나눔고딕"/>
-          <w:b w:val="0"/>
-          <w:sz w:val="20"/>
-        </w:rPr>
-        <w:t>2. 급식시설(조리실, 식당홀, 보관창고) 내부의 일상 청소 및 위생 관리</w:t>
-      </w:r>
-    </w:p>
-    <w:p>
-      <w:pPr>
-        <w:spacing w:after="40" w:line="320" w:lineRule="exact"/>
-      </w:pPr>
-      <w:r>
-        <w:rPr>
-          <w:rFonts w:ascii="나눔고딕" w:hAnsi="나눔고딕" w:eastAsia="나눔고딕"/>
-          <w:b w:val="0"/>
-          <w:sz w:val="20"/>
-        </w:rPr>
-        <w:t>3. 조리 종사자의 고용, 교육 및 인건비 지급</w:t>
-      </w:r>
-    </w:p>
-    <w:p>
-      <w:pPr>
-        <w:spacing w:after="40" w:line="320" w:lineRule="exact"/>
-      </w:pPr>
-      <w:r>
-        <w:rPr>
-          <w:rFonts w:ascii="나눔고딕" w:hAnsi="나눔고딕" w:eastAsia="나눔고딕"/>
-          <w:b w:val="0"/>
-          <w:sz w:val="20"/>
-        </w:rPr>
-        <w:t>4. 식기 세척, 잔반 처리 및 음식물 폐기물의 적법한 위탁 처리</w:t>
-      </w:r>
-    </w:p>
-    <w:p>
-      <w:pPr>
-        <w:spacing w:after="40" w:line="320" w:lineRule="exact"/>
-      </w:pPr>
-      <w:r>
-        <w:rPr>
-          <w:rFonts w:ascii="나눔고딕" w:hAnsi="나눔고딕" w:eastAsia="나눔고딕"/>
-          <w:b w:val="0"/>
-          <w:sz w:val="20"/>
-        </w:rPr>
-        <w:t>② "위탁자"는 현장 내 급식시설의 건축물(컨테이너, 조립식 등)과 기본 설비(급수, 배수, 전기)를 설치하여 "수탁자"에게 무상 제공한다. 단, 조리용 기구·비품·식자재 등 운영에 필요한 소모성 집기는 "수탁자"가 자비로 조달한다.</w:t>
+        <w:t>② "乙"은 식품배상책임보험(PL보험)에 의무 가입해야 하며 증권 사본을 제출한다. 식중독 책임 등 일체의 민형사상 책임은 "乙"이 부담한다.</w:t>
       </w:r>
     </w:p>
     <w:p>
@@ -188,7 +395,7 @@
           <w:b/>
           <w:sz w:val="22"/>
         </w:rPr>
-        <w:t>제3조 (계약의 법적 성격 및 건산법 배제)</w:t>
+        <w:t>제4조 (계약의 해지)</w:t>
       </w:r>
     </w:p>
     <w:p>
@@ -201,396 +408,7 @@
           <w:b w:val="0"/>
           <w:sz w:val="20"/>
         </w:rPr>
-        <w:t>① 본 계약은 「식품위생법」 제2조에 따른 식품접객업(집단급식소 위탁급식) 운영 위탁에 해당하며, 건설산업기본법에 의한 건설공사 하도급계약이 아님을 쌍방이 확인한다.</w:t>
-      </w:r>
-    </w:p>
-    <w:p>
-      <w:pPr>
-        <w:spacing w:after="40" w:line="320" w:lineRule="exact"/>
-      </w:pPr>
-      <w:r>
-        <w:rPr>
-          <w:rFonts w:ascii="나눔고딕" w:hAnsi="나눔고딕" w:eastAsia="나눔고딕"/>
-          <w:b w:val="0"/>
-          <w:sz w:val="20"/>
-        </w:rPr>
-        <w:t>② "수탁자"는 건설현장 내에서 급식 조리·배식 업무 이외의 어떠한 건설 시공 행위에도 관여하지 아니하며, "수탁자"의 종업원이 건설 작업에 투입되어서도 아니 된다.</w:t>
-      </w:r>
-    </w:p>
-    <w:p>
-      <w:pPr>
-        <w:spacing w:after="40" w:line="320" w:lineRule="exact"/>
-      </w:pPr>
-    </w:p>
-    <w:p>
-      <w:pPr>
-        <w:spacing w:after="40" w:line="320" w:lineRule="exact"/>
-      </w:pPr>
-      <w:r>
-        <w:rPr>
-          <w:rFonts w:ascii="나눔고딕" w:hAnsi="나눔고딕" w:eastAsia="나눔고딕"/>
-          <w:b/>
-          <w:sz w:val="22"/>
-        </w:rPr>
-        <w:t>제4조 (급식 인원 및 식단 운영)</w:t>
-      </w:r>
-    </w:p>
-    <w:p>
-      <w:pPr>
-        <w:spacing w:after="40" w:line="320" w:lineRule="exact"/>
-      </w:pPr>
-      <w:r>
-        <w:rPr>
-          <w:rFonts w:ascii="나눔고딕" w:hAnsi="나눔고딕" w:eastAsia="나눔고딕"/>
-          <w:b w:val="0"/>
-          <w:sz w:val="20"/>
-        </w:rPr>
-        <w:t>① 예상 급식 인원: 1일 평균 약 OOO명 (공정 진행에 따라 변동 가능)</w:t>
-      </w:r>
-    </w:p>
-    <w:p>
-      <w:pPr>
-        <w:spacing w:after="40" w:line="320" w:lineRule="exact"/>
-      </w:pPr>
-      <w:r>
-        <w:rPr>
-          <w:rFonts w:ascii="나눔고딕" w:hAnsi="나눔고딕" w:eastAsia="나눔고딕"/>
-          <w:b w:val="0"/>
-          <w:sz w:val="20"/>
-        </w:rPr>
-        <w:t>② 급식 시간: 중식 11:30 ~ 13:00 / 석식 17:30 ~ 18:30 (야간 작업 시 야식 별도 협의)</w:t>
-      </w:r>
-    </w:p>
-    <w:p>
-      <w:pPr>
-        <w:spacing w:after="40" w:line="320" w:lineRule="exact"/>
-      </w:pPr>
-      <w:r>
-        <w:rPr>
-          <w:rFonts w:ascii="나눔고딕" w:hAnsi="나눔고딕" w:eastAsia="나눔고딕"/>
-          <w:b w:val="0"/>
-          <w:sz w:val="20"/>
-        </w:rPr>
-        <w:t>③ 식단: 한식 기준 밥, 국, 반찬 3종 이상을 기본으로 하며, 월 1회 이상 식단표를 "위탁자"에게 사전 제출하여 승인을 받는다.</w:t>
-      </w:r>
-    </w:p>
-    <w:p>
-      <w:pPr>
-        <w:spacing w:after="40" w:line="320" w:lineRule="exact"/>
-      </w:pPr>
-      <w:r>
-        <w:rPr>
-          <w:rFonts w:ascii="나눔고딕" w:hAnsi="나눔고딕" w:eastAsia="나눔고딕"/>
-          <w:b w:val="0"/>
-          <w:sz w:val="20"/>
-        </w:rPr>
-        <w:t>④ "수탁자"는 계절별 식중독 예방을 위해 반드시 당일 조리 원칙을 준수하고, 전일 잔반을 재사용하여서는 아니 된다.</w:t>
-      </w:r>
-    </w:p>
-    <w:p>
-      <w:pPr>
-        <w:spacing w:after="40" w:line="320" w:lineRule="exact"/>
-      </w:pPr>
-      <w:r>
-        <w:rPr>
-          <w:rFonts w:ascii="나눔고딕" w:hAnsi="나눔고딕" w:eastAsia="나눔고딕"/>
-          <w:b w:val="0"/>
-          <w:sz w:val="20"/>
-        </w:rPr>
-        <w:t>⑤ "수탁자"는 주요 식자재(쌀, 육류, 김치 등)의 원산지를 식당 내 게시하고, 식품 알레르기 유발 물질이 포함된 메뉴에는 별도 표시를 하여야 한다.</w:t>
-      </w:r>
-    </w:p>
-    <w:p>
-      <w:pPr>
-        <w:spacing w:after="40" w:line="320" w:lineRule="exact"/>
-      </w:pPr>
-    </w:p>
-    <w:p>
-      <w:pPr>
-        <w:spacing w:after="40" w:line="320" w:lineRule="exact"/>
-      </w:pPr>
-      <w:r>
-        <w:rPr>
-          <w:rFonts w:ascii="나눔고딕" w:hAnsi="나눔고딕" w:eastAsia="나눔고딕"/>
-          <w:b/>
-          <w:sz w:val="22"/>
-        </w:rPr>
-        <w:t>제5조 (위탁 대금 및 정산)</w:t>
-      </w:r>
-    </w:p>
-    <w:p>
-      <w:pPr>
-        <w:spacing w:after="40" w:line="320" w:lineRule="exact"/>
-      </w:pPr>
-      <w:r>
-        <w:rPr>
-          <w:rFonts w:ascii="나눔고딕" w:hAnsi="나눔고딕" w:eastAsia="나눔고딕"/>
-          <w:b w:val="0"/>
-          <w:sz w:val="20"/>
-        </w:rPr>
-        <w:t>① 급식 단가: 1식당 금 OOO원 (부가가치세 별도)으로 한다.</w:t>
-      </w:r>
-    </w:p>
-    <w:p>
-      <w:pPr>
-        <w:spacing w:after="40" w:line="320" w:lineRule="exact"/>
-      </w:pPr>
-      <w:r>
-        <w:rPr>
-          <w:rFonts w:ascii="나눔고딕" w:hAnsi="나눔고딕" w:eastAsia="나눔고딕"/>
-          <w:b w:val="0"/>
-          <w:sz w:val="20"/>
-        </w:rPr>
-        <w:t>② 정산 방식: 매월 말일 기준으로 실제 급식 인원(식수 카운트 또는 식권 회수 매수)을 집계하여 정산한다.</w:t>
-      </w:r>
-    </w:p>
-    <w:p>
-      <w:pPr>
-        <w:spacing w:after="40" w:line="320" w:lineRule="exact"/>
-      </w:pPr>
-      <w:r>
-        <w:rPr>
-          <w:rFonts w:ascii="나눔고딕" w:hAnsi="나눔고딕" w:eastAsia="나눔고딕"/>
-          <w:b w:val="0"/>
-          <w:sz w:val="20"/>
-        </w:rPr>
-        <w:t>③ "수탁자"는 익월 5일까지 전월분 세금계산서(품목: 급식 위탁 운영비)를 발행하고, "위탁자"는 세금계산서 접수일로부터 30일 이내에 "수탁자" 지정 계좌로 대금을 지급한다.</w:t>
-      </w:r>
-    </w:p>
-    <w:p>
-      <w:pPr>
-        <w:spacing w:after="40" w:line="320" w:lineRule="exact"/>
-      </w:pPr>
-      <w:r>
-        <w:rPr>
-          <w:rFonts w:ascii="나눔고딕" w:hAnsi="나눔고딕" w:eastAsia="나눔고딕"/>
-          <w:b w:val="0"/>
-          <w:sz w:val="20"/>
-        </w:rPr>
-        <w:t>④ 현장 인원이 계약 시 예상 인원 대비 30% 이상 증감한 경우, 양 당사자는 단가 조정을 위한 협의를 할 수 있다.</w:t>
-      </w:r>
-    </w:p>
-    <w:p>
-      <w:pPr>
-        <w:spacing w:after="40" w:line="320" w:lineRule="exact"/>
-      </w:pPr>
-    </w:p>
-    <w:p>
-      <w:pPr>
-        <w:spacing w:after="40" w:line="320" w:lineRule="exact"/>
-      </w:pPr>
-      <w:r>
-        <w:rPr>
-          <w:rFonts w:ascii="나눔고딕" w:hAnsi="나눔고딕" w:eastAsia="나눔고딕"/>
-          <w:b/>
-          <w:sz w:val="22"/>
-        </w:rPr>
-        <w:t>제6조 (위생 관리 및 법적 의무)</w:t>
-      </w:r>
-    </w:p>
-    <w:p>
-      <w:pPr>
-        <w:spacing w:after="40" w:line="320" w:lineRule="exact"/>
-      </w:pPr>
-      <w:r>
-        <w:rPr>
-          <w:rFonts w:ascii="나눔고딕" w:hAnsi="나눔고딕" w:eastAsia="나눔고딕"/>
-          <w:b w:val="0"/>
-          <w:sz w:val="20"/>
-        </w:rPr>
-        <w:t>① "수탁자"는 식품위생법, 식품안전관리인증기준(HACCP 권장) 및 관할 보건소의 지도·점검 기준을 준수하여야 한다.</w:t>
-      </w:r>
-    </w:p>
-    <w:p>
-      <w:pPr>
-        <w:spacing w:after="40" w:line="320" w:lineRule="exact"/>
-      </w:pPr>
-      <w:r>
-        <w:rPr>
-          <w:rFonts w:ascii="나눔고딕" w:hAnsi="나눔고딕" w:eastAsia="나눔고딕"/>
-          <w:b w:val="0"/>
-          <w:sz w:val="20"/>
-        </w:rPr>
-        <w:t>② 조리 종사자 전원은 반드시 유효한 건강진단서(보건증)를 소지하여야 하며, "위탁자"의 요청 시 이를 즉시 제시하여야 한다.</w:t>
-      </w:r>
-    </w:p>
-    <w:p>
-      <w:pPr>
-        <w:spacing w:after="40" w:line="320" w:lineRule="exact"/>
-      </w:pPr>
-      <w:r>
-        <w:rPr>
-          <w:rFonts w:ascii="나눔고딕" w:hAnsi="나눔고딕" w:eastAsia="나눔고딕"/>
-          <w:b w:val="0"/>
-          <w:sz w:val="20"/>
-        </w:rPr>
-        <w:t>③ "수탁자"는 조리실 내 방충·방서(쥐) 시설을 갖추고, 식자재 보관 냉장·냉동 온도를 매일 기록·관리하여야 한다.</w:t>
-      </w:r>
-    </w:p>
-    <w:p>
-      <w:pPr>
-        <w:spacing w:after="40" w:line="320" w:lineRule="exact"/>
-      </w:pPr>
-      <w:r>
-        <w:rPr>
-          <w:rFonts w:ascii="나눔고딕" w:hAnsi="나눔고딕" w:eastAsia="나눔고딕"/>
-          <w:b w:val="0"/>
-          <w:sz w:val="20"/>
-        </w:rPr>
-        <w:t>④ "위탁자"는 수시로 급식시설에 대한 위생 점검을 실시할 수 있으며, "수탁자"는 이에 적극 협조하여야 한다.</w:t>
-      </w:r>
-    </w:p>
-    <w:p>
-      <w:pPr>
-        <w:spacing w:after="40" w:line="320" w:lineRule="exact"/>
-      </w:pPr>
-    </w:p>
-    <w:p>
-      <w:pPr>
-        <w:spacing w:after="40" w:line="320" w:lineRule="exact"/>
-      </w:pPr>
-      <w:r>
-        <w:rPr>
-          <w:rFonts w:ascii="나눔고딕" w:hAnsi="나눔고딕" w:eastAsia="나눔고딕"/>
-          <w:b/>
-          <w:sz w:val="22"/>
-        </w:rPr>
-        <w:t>제7조 (식중독 등 사고 발생 시 책임)</w:t>
-      </w:r>
-    </w:p>
-    <w:p>
-      <w:pPr>
-        <w:spacing w:after="40" w:line="320" w:lineRule="exact"/>
-      </w:pPr>
-      <w:r>
-        <w:rPr>
-          <w:rFonts w:ascii="나눔고딕" w:hAnsi="나눔고딕" w:eastAsia="나눔고딕"/>
-          <w:b w:val="0"/>
-          <w:sz w:val="20"/>
-        </w:rPr>
-        <w:t>① "수탁자"의 식자재 관리 부실, 부패·변질 식재료 사용, 조리 종사자의 비위생적 취급 등에 기인하여 집단 식중독 또는 이물질 사고가 발생한 경우, 그에 따른 치료비, 영업정지 벌금, 민·형사상 책임은 전적으로 "수탁자"가 부담한다.</w:t>
-      </w:r>
-    </w:p>
-    <w:p>
-      <w:pPr>
-        <w:spacing w:after="40" w:line="320" w:lineRule="exact"/>
-      </w:pPr>
-      <w:r>
-        <w:rPr>
-          <w:rFonts w:ascii="나눔고딕" w:hAnsi="나눔고딕" w:eastAsia="나눔고딕"/>
-          <w:b w:val="0"/>
-          <w:sz w:val="20"/>
-        </w:rPr>
-        <w:t>② "수탁자"는 식품배상책임보험(Product Liability, PL보험)에 가입하여야 하며, "위탁자"의 요청 시 보험증권 사본을 제출하여야 한다.</w:t>
-      </w:r>
-    </w:p>
-    <w:p>
-      <w:pPr>
-        <w:spacing w:after="40" w:line="320" w:lineRule="exact"/>
-      </w:pPr>
-      <w:r>
-        <w:rPr>
-          <w:rFonts w:ascii="나눔고딕" w:hAnsi="나눔고딕" w:eastAsia="나눔고딕"/>
-          <w:b w:val="0"/>
-          <w:sz w:val="20"/>
-        </w:rPr>
-        <w:t>③ 단, "위탁자"가 제공한 급수시설의 수질 오염, 건축물(컨테이너) 구조 결함 등 "위탁자" 측 시설의 하자에 기인한 사고의 책임은 "위탁자"가 부담한다.</w:t>
-      </w:r>
-    </w:p>
-    <w:p>
-      <w:pPr>
-        <w:spacing w:after="40" w:line="320" w:lineRule="exact"/>
-      </w:pPr>
-    </w:p>
-    <w:p>
-      <w:pPr>
-        <w:spacing w:after="40" w:line="320" w:lineRule="exact"/>
-      </w:pPr>
-      <w:r>
-        <w:rPr>
-          <w:rFonts w:ascii="나눔고딕" w:hAnsi="나눔고딕" w:eastAsia="나눔고딕"/>
-          <w:b/>
-          <w:sz w:val="22"/>
-        </w:rPr>
-        <w:t>제8조 (계약 기간 및 해지)</w:t>
-      </w:r>
-    </w:p>
-    <w:p>
-      <w:pPr>
-        <w:spacing w:after="40" w:line="320" w:lineRule="exact"/>
-      </w:pPr>
-      <w:r>
-        <w:rPr>
-          <w:rFonts w:ascii="나눔고딕" w:hAnsi="나눔고딕" w:eastAsia="나눔고딕"/>
-          <w:b w:val="0"/>
-          <w:sz w:val="20"/>
-        </w:rPr>
-        <w:t>① 본 계약의 유효 기간은 202X년 X월 X일부터 본 현장 공사 준공일(또는 별도 합의 종료일)까지로 한다.</w:t>
-      </w:r>
-    </w:p>
-    <w:p>
-      <w:pPr>
-        <w:spacing w:after="40" w:line="320" w:lineRule="exact"/>
-      </w:pPr>
-      <w:r>
-        <w:rPr>
-          <w:rFonts w:ascii="나눔고딕" w:hAnsi="나눔고딕" w:eastAsia="나눔고딕"/>
-          <w:b w:val="0"/>
-          <w:sz w:val="20"/>
-        </w:rPr>
-        <w:t>② 다음 각 호의 사유가 발생한 경우, "위탁자"는 7일 전 서면 통보로 본 계약을 해지할 수 있다.</w:t>
-      </w:r>
-    </w:p>
-    <w:p>
-      <w:pPr>
-        <w:spacing w:after="40" w:line="320" w:lineRule="exact"/>
-      </w:pPr>
-      <w:r>
-        <w:rPr>
-          <w:rFonts w:ascii="나눔고딕" w:hAnsi="나눔고딕" w:eastAsia="나눔고딕"/>
-          <w:b w:val="0"/>
-          <w:sz w:val="20"/>
-        </w:rPr>
-        <w:t>1. 관할 보건소로부터 영업정지 이상의 행정처분을 받은 경우.</w:t>
-      </w:r>
-    </w:p>
-    <w:p>
-      <w:pPr>
-        <w:spacing w:after="40" w:line="320" w:lineRule="exact"/>
-      </w:pPr>
-      <w:r>
-        <w:rPr>
-          <w:rFonts w:ascii="나눔고딕" w:hAnsi="나눔고딕" w:eastAsia="나눔고딕"/>
-          <w:b w:val="0"/>
-          <w:sz w:val="20"/>
-        </w:rPr>
-        <w:t>2. 식중독 사고가 발생하여 근로자 3인 이상이 입원 치료를 받은 경우.</w:t>
-      </w:r>
-    </w:p>
-    <w:p>
-      <w:pPr>
-        <w:spacing w:after="40" w:line="320" w:lineRule="exact"/>
-      </w:pPr>
-      <w:r>
-        <w:rPr>
-          <w:rFonts w:ascii="나눔고딕" w:hAnsi="나눔고딕" w:eastAsia="나눔고딕"/>
-          <w:b w:val="0"/>
-          <w:sz w:val="20"/>
-        </w:rPr>
-        <w:t>3. "위탁자"의 위생 점검 시정 요구에 2회 이상 불응한 경우.</w:t>
-      </w:r>
-    </w:p>
-    <w:p>
-      <w:pPr>
-        <w:spacing w:after="40" w:line="320" w:lineRule="exact"/>
-      </w:pPr>
-      <w:r>
-        <w:rPr>
-          <w:rFonts w:ascii="나눔고딕" w:hAnsi="나눔고딕" w:eastAsia="나눔고딕"/>
-          <w:b w:val="0"/>
-          <w:sz w:val="20"/>
-        </w:rPr>
-        <w:t>③ 계약 해지 시 해지일까지의 급식 대금은 실 식수를 기준으로 정산하며, "수탁자"는 해지일로부터 7일 이내에 급식시설 내 자기 소유 물품을 반출하고 시설을 원상 복구하여 인도한다.</w:t>
+        <w:t>보건소 행정처분, 식중독 발생(근로자 입원), 위생 불량 시정조치 불응(2회 이상) 시 "甲"은 서면 통보 후 즉시 계약을 해지할 수 있다.</w:t>
       </w:r>
     </w:p>
     <w:p>
@@ -621,7 +439,7 @@
           <w:b w:val="0"/>
           <w:sz w:val="20"/>
         </w:rPr>
-        <w:t>본 계약의 성립을 증명하기 위하여 본서 2부를 작성하고, 쌍방이 서명 또는 기명날인한 후 각 1부씩 보관한다.</w:t>
+        <w:t>본 계약의 성립을 증명하기 위하여 본서 2부를 작성하고, 쌍방이 기명날인한 후 각 1부씩 보관한다.</w:t>
       </w:r>
     </w:p>
     <w:p>
@@ -656,6 +474,7 @@
         <w:tc>
           <w:tcPr>
             <w:tcW w:type="dxa" w:w="4320"/>
+            <w:vAlign w:val="top"/>
           </w:tcPr>
           <w:p>
             <w:r/>
@@ -668,17 +487,20 @@
               <w:t>[위탁자 / 甲]</w:t>
               <w:br/>
               <w:br/>
-              <w:t>상   호 : OOO건설 주식회사</w:t>
+              <w:t>상   호 : O O O O (주)</w:t>
               <w:br/>
-              <w:t>현장소장 : 대 리 인    박 소 장    (서명)</w:t>
+              <w:t>주   소 :</w:t>
               <w:br/>
-              <w:t>연락처 : 02-1234-5678</w:t>
+              <w:t>대표자 :                   (인)</w:t>
+              <w:br/>
+              <w:t>연락처 :</w:t>
             </w:r>
           </w:p>
         </w:tc>
         <w:tc>
           <w:tcPr>
             <w:tcW w:type="dxa" w:w="4320"/>
+            <w:vAlign w:val="top"/>
           </w:tcPr>
           <w:p>
             <w:r/>
@@ -691,11 +513,13 @@
               <w:t>[수탁자 / 乙]</w:t>
               <w:br/>
               <w:br/>
-              <w:t>상   호 : OOO식당 (개인사업자 또는 법인)</w:t>
+              <w:t>상   호 : O O O O (식당)</w:t>
               <w:br/>
-              <w:t>대표자 :    이 함 바    (서명)</w:t>
+              <w:t>주   소 :</w:t>
               <w:br/>
-              <w:t>사업자등록번호 : 123-45-67890</w:t>
+              <w:t>대표자 :                   (인)</w:t>
+              <w:br/>
+              <w:t>연락처 :</w:t>
             </w:r>
           </w:p>
         </w:tc>
@@ -730,25 +554,7 @@
           <w:b w:val="0"/>
           <w:sz w:val="20"/>
         </w:rPr>
-        <w:t>매뉴얼 지침: 함바식당 운영은 건설공사가 아닌 식품접객업(집단급식)이므로 건산법 하도급 규제와는 무관합니다. 그러나 현장 안에서 운영되므로 ①식품배상책임보험(PL보험) 가입 확인 ②보건증 전원 소지 확인 ③세금계산서 품목을 반드시 "급식 위탁 운영비"로 기재하는 것이 핵심입니다. 만약 세금계산서 품목에 "현장 노무비"나 "인력 지원비" 등으로 잘못 끊으면, 수사 시 인력 파견 또는 하도급으로 오인받을 소지가 있으니 주의하십시오.</w:t>
-      </w:r>
-    </w:p>
-    <w:p>
-      <w:pPr>
-        <w:spacing w:after="40" w:line="320" w:lineRule="exact"/>
-      </w:pPr>
-    </w:p>
-    <w:p>
-      <w:pPr>
-        <w:spacing w:after="40" w:line="320" w:lineRule="exact"/>
-      </w:pPr>
-      <w:r>
-        <w:rPr>
-          <w:rFonts w:ascii="나눔고딕" w:hAnsi="나눔고딕" w:eastAsia="나눔고딕"/>
-          <w:b w:val="0"/>
-          <w:sz w:val="20"/>
-        </w:rPr>
-        <w:t>📌 원가 분류 및 대금 청구 시 유의사항 (C-2):</w:t>
+        <w:t>매뉴얼 지침: 함바식당 운영은 건설공사가 아닌 식품접객업(집단급식)이므로 건산법 하도급 규제와는 무관합니다. 그러나 현장 안에서 운영되므로 ①식품배상책임보험(PL보험) 가입 확인 ②보건증 전원 소지 확인 ③세금계산서 품목을 반드시 "급식 위탁 운영비"로 기재하는 것이 핵심입니다. 만약 세금계산서 품목에 "현장 노무비"나 "인력 지원비" 등으로 잘못 끊으면, 수사 시 인력 파견 또는 하도급으로 오인받을 소지가 있으니 주의하십시오. 📌 원가 분류 및 대금 청구 시 유의사항 (C-2):</w:t>
       </w:r>
     </w:p>
     <w:tbl>
@@ -766,8 +572,12 @@
         <w:tc>
           <w:tcPr>
             <w:tcW w:type="dxa" w:w="2880"/>
+            <w:vAlign w:val="top"/>
           </w:tcPr>
           <w:p>
+            <w:pPr>
+              <w:jc w:val="center"/>
+            </w:pPr>
             <w:r/>
             <w:r>
               <w:rPr>
@@ -782,8 +592,12 @@
         <w:tc>
           <w:tcPr>
             <w:tcW w:type="dxa" w:w="2880"/>
+            <w:vAlign w:val="top"/>
           </w:tcPr>
           <w:p>
+            <w:pPr>
+              <w:jc w:val="center"/>
+            </w:pPr>
             <w:r/>
             <w:r>
               <w:rPr>
@@ -798,8 +612,12 @@
         <w:tc>
           <w:tcPr>
             <w:tcW w:type="dxa" w:w="2880"/>
+            <w:vAlign w:val="top"/>
           </w:tcPr>
           <w:p>
+            <w:pPr>
+              <w:jc w:val="center"/>
+            </w:pPr>
             <w:r/>
             <w:r>
               <w:rPr>
@@ -816,6 +634,7 @@
         <w:tc>
           <w:tcPr>
             <w:tcW w:type="dxa" w:w="2880"/>
+            <w:vAlign w:val="top"/>
           </w:tcPr>
           <w:p>
             <w:r/>
@@ -832,6 +651,7 @@
         <w:tc>
           <w:tcPr>
             <w:tcW w:type="dxa" w:w="2880"/>
+            <w:vAlign w:val="top"/>
           </w:tcPr>
           <w:p>
             <w:r/>
@@ -848,6 +668,7 @@
         <w:tc>
           <w:tcPr>
             <w:tcW w:type="dxa" w:w="2880"/>
+            <w:vAlign w:val="top"/>
           </w:tcPr>
           <w:p>
             <w:r/>
@@ -866,6 +687,7 @@
         <w:tc>
           <w:tcPr>
             <w:tcW w:type="dxa" w:w="2880"/>
+            <w:vAlign w:val="top"/>
           </w:tcPr>
           <w:p>
             <w:r/>
@@ -882,6 +704,7 @@
         <w:tc>
           <w:tcPr>
             <w:tcW w:type="dxa" w:w="2880"/>
+            <w:vAlign w:val="top"/>
           </w:tcPr>
           <w:p>
             <w:r/>
@@ -898,6 +721,7 @@
         <w:tc>
           <w:tcPr>
             <w:tcW w:type="dxa" w:w="2880"/>
+            <w:vAlign w:val="top"/>
           </w:tcPr>
           <w:p>
             <w:r/>
